--- a/Risk Stratification of Vehicle Complaints.docx
+++ b/Risk Stratification of Vehicle Complaints.docx
@@ -22849,7 +22849,7 @@
               </wp:anchor>
             </w:drawing>
           </mc:Choice>
-          <mc:Fallback xmlns:pic="http://schemas.openxmlformats.org/drawingml/2006/picture" xmlns:a="http://schemas.openxmlformats.org/drawingml/2006/main" xmlns:ve="http://schemas.openxmlformats.org/markup-compatibility/2006">
+          <mc:Fallback xmlns:ve="http://schemas.openxmlformats.org/markup-compatibility/2006" xmlns:a="http://schemas.openxmlformats.org/drawingml/2006/main" xmlns:pic="http://schemas.openxmlformats.org/drawingml/2006/picture">
             <w:pict>
               <v:rect style="position:absolute;margin-left:172.559998pt;margin-top:12.431171pt;width:2.88pt;height:1.2pt;mso-position-horizontal-relative:page;mso-position-vertical-relative:paragraph;z-index:15729152" id="docshape3" filled="true" fillcolor="#467886" stroked="false">
                 <v:fill type="solid"/>
@@ -54093,7 +54093,7 @@
               </wp:anchor>
             </w:drawing>
           </mc:Choice>
-          <mc:Fallback xmlns:pic="http://schemas.openxmlformats.org/drawingml/2006/picture" xmlns:a="http://schemas.openxmlformats.org/drawingml/2006/main" xmlns:ve="http://schemas.openxmlformats.org/markup-compatibility/2006">
+          <mc:Fallback xmlns:ve="http://schemas.openxmlformats.org/markup-compatibility/2006" xmlns:a="http://schemas.openxmlformats.org/drawingml/2006/main" xmlns:pic="http://schemas.openxmlformats.org/drawingml/2006/picture">
             <w:pict>
               <v:group style="position:absolute;margin-left:147.839996pt;margin-top:18.555235pt;width:316.350pt;height:160.6pt;mso-position-horizontal-relative:page;mso-position-vertical-relative:paragraph;z-index:-15723520;mso-wrap-distance-left:0;mso-wrap-distance-right:0" id="docshapegroup4" coordorigin="2957,371" coordsize="6327,3212">
                 <v:shape style="position:absolute;left:2956;top:371;width:6327;height:3212" type="#_x0000_t75" id="docshape5" stroked="false">
@@ -54327,7 +54327,7 @@
               </wp:anchor>
             </w:drawing>
           </mc:Choice>
-          <mc:Fallback xmlns:pic="http://schemas.openxmlformats.org/drawingml/2006/picture" xmlns:a="http://schemas.openxmlformats.org/drawingml/2006/main" xmlns:ve="http://schemas.openxmlformats.org/markup-compatibility/2006">
+          <mc:Fallback xmlns:ve="http://schemas.openxmlformats.org/markup-compatibility/2006" xmlns:a="http://schemas.openxmlformats.org/drawingml/2006/main" xmlns:pic="http://schemas.openxmlformats.org/drawingml/2006/picture">
             <w:pict>
               <v:group style="position:absolute;margin-left:133.440002pt;margin-top:15.893223pt;width:345.15pt;height:155.550pt;mso-position-horizontal-relative:page;mso-position-vertical-relative:paragraph;z-index:-15723008;mso-wrap-distance-left:0;mso-wrap-distance-right:0" id="docshapegroup7" coordorigin="2669,318" coordsize="6903,3111">
                 <v:shape style="position:absolute;left:2668;top:317;width:6903;height:3111" type="#_x0000_t75" id="docshape8" stroked="false">
@@ -58037,481 +58037,11 @@
     </w:p>
     <w:p>
       <w:pPr>
-        <w:pStyle w:val="Heading1"/>
-        <w:ind w:right="358" w:firstLine="0"/>
-        <w:jc w:val="center"/>
-      </w:pPr>
-      <w:r>
-        <w:rPr>
-          <w:spacing w:val="-2"/>
-        </w:rPr>
-        <w:t>Authors’</w:t>
-      </w:r>
-      <w:r>
-        <w:rPr>
-          <w:spacing w:val="-15"/>
-        </w:rPr>
-        <w:t xml:space="preserve"> </w:t>
-      </w:r>
-      <w:r>
-        <w:rPr>
-          <w:spacing w:val="-2"/>
-        </w:rPr>
-        <w:t>Contributions</w:t>
-      </w:r>
-    </w:p>
-    <w:p>
-      <w:pPr>
-        <w:pStyle w:val="BodyText"/>
-        <w:spacing w:before="79"/>
-        <w:rPr>
-          <w:b/>
-          <w:sz w:val="28"/>
-        </w:rPr>
-      </w:pPr>
-    </w:p>
-    <w:p>
-      <w:pPr>
-        <w:pStyle w:val="BodyText"/>
-        <w:spacing w:before="1" w:line="480" w:lineRule="auto"/>
-        <w:ind w:right="357" w:firstLine="720"/>
-        <w:jc w:val="both"/>
-      </w:pPr>
-      <w:r>
-        <w:t>The success of this project was made possible by the collaborative efforts of all members of Group 5. Each member played a key role across different stages of the project, from data exploration to model development and documentation.</w:t>
-      </w:r>
-      <w:r>
-        <w:rPr>
-          <w:spacing w:val="-4"/>
-        </w:rPr>
-        <w:t xml:space="preserve"> </w:t>
-      </w:r>
-      <w:r>
-        <w:t>The contributions are outlined as follows:</w:t>
-      </w:r>
-    </w:p>
-    <w:p>
-      <w:pPr>
-        <w:pStyle w:val="BodyText"/>
-        <w:spacing w:before="163" w:line="480" w:lineRule="auto"/>
-        <w:ind w:right="357"/>
-        <w:jc w:val="both"/>
-      </w:pPr>
-      <w:r>
-        <w:rPr>
-          <w:b/>
-        </w:rPr>
-        <w:t xml:space="preserve">KanakaSri Brahmini Bandla </w:t>
-      </w:r>
-      <w:r>
-        <w:t>led the exploratory data analysis and assumption testing. She also contributed extensively to model evaluation and handled the integration of NLP outputs into the final classification framework. Additionally, she coordinated the overall project structure and report compilation.</w:t>
-      </w:r>
-    </w:p>
-    <w:p>
-      <w:pPr>
         <w:pStyle w:val="BodyText"/>
         <w:spacing w:before="159" w:line="480" w:lineRule="auto"/>
         <w:ind w:right="357"/>
         <w:jc w:val="both"/>
       </w:pPr>
-      <w:r>
-        <w:rPr>
-          <w:b/>
-        </w:rPr>
-        <w:t xml:space="preserve">Kavya Kumary Jayanthi Nair </w:t>
-      </w:r>
-      <w:r>
-        <w:t>was responsible for deep learning model implementation, specifically designing and training the SBERT-based neural network for text-based risk classification. She also managed data cleaning, text preprocessing, and embedding generation.</w:t>
-      </w:r>
-    </w:p>
-    <w:p>
-      <w:pPr>
-        <w:pStyle w:val="BodyText"/>
-        <w:spacing w:before="158" w:line="480" w:lineRule="auto"/>
-        <w:ind w:right="357"/>
-        <w:jc w:val="both"/>
-      </w:pPr>
-      <w:r>
-        <w:rPr>
-          <w:b/>
-        </w:rPr>
-        <w:t>Pallavi</w:t>
-      </w:r>
-      <w:r>
-        <w:rPr>
-          <w:b/>
-          <w:spacing w:val="-15"/>
-        </w:rPr>
-        <w:t xml:space="preserve"> </w:t>
-      </w:r>
-      <w:r>
-        <w:rPr>
-          <w:b/>
-        </w:rPr>
-        <w:t>Kondra</w:t>
-      </w:r>
-      <w:r>
-        <w:rPr>
-          <w:b/>
-          <w:spacing w:val="-15"/>
-        </w:rPr>
-        <w:t xml:space="preserve"> </w:t>
-      </w:r>
-      <w:r>
-        <w:t>focused</w:t>
-      </w:r>
-      <w:r>
-        <w:rPr>
-          <w:spacing w:val="-15"/>
-        </w:rPr>
-        <w:t xml:space="preserve"> </w:t>
-      </w:r>
-      <w:r>
-        <w:t>on</w:t>
-      </w:r>
-      <w:r>
-        <w:rPr>
-          <w:spacing w:val="-15"/>
-        </w:rPr>
-        <w:t xml:space="preserve"> </w:t>
-      </w:r>
-      <w:r>
-        <w:t>data</w:t>
-      </w:r>
-      <w:r>
-        <w:rPr>
-          <w:spacing w:val="-15"/>
-        </w:rPr>
-        <w:t xml:space="preserve"> </w:t>
-      </w:r>
-      <w:r>
-        <w:t>preprocessing</w:t>
-      </w:r>
-      <w:r>
-        <w:rPr>
-          <w:spacing w:val="-15"/>
-        </w:rPr>
-        <w:t xml:space="preserve"> </w:t>
-      </w:r>
-      <w:r>
-        <w:t>and</w:t>
-      </w:r>
-      <w:r>
-        <w:rPr>
-          <w:spacing w:val="-15"/>
-        </w:rPr>
-        <w:t xml:space="preserve"> </w:t>
-      </w:r>
-      <w:r>
-        <w:t>transformation,</w:t>
-      </w:r>
-      <w:r>
-        <w:rPr>
-          <w:spacing w:val="-15"/>
-        </w:rPr>
-        <w:t xml:space="preserve"> </w:t>
-      </w:r>
-      <w:r>
-        <w:t>including</w:t>
-      </w:r>
-      <w:r>
-        <w:rPr>
-          <w:spacing w:val="-15"/>
-        </w:rPr>
-        <w:t xml:space="preserve"> </w:t>
-      </w:r>
-      <w:r>
-        <w:t>imputation</w:t>
-      </w:r>
-      <w:r>
-        <w:rPr>
-          <w:spacing w:val="-15"/>
-        </w:rPr>
-        <w:t xml:space="preserve"> </w:t>
-      </w:r>
-      <w:r>
-        <w:t>strategies and feature engineering. She also worked on merging structured datasets and preparing the data pipeline for machine learning models.</w:t>
-      </w:r>
-    </w:p>
-    <w:p>
-      <w:pPr>
-        <w:pStyle w:val="BodyText"/>
-        <w:spacing w:line="480" w:lineRule="auto"/>
-        <w:jc w:val="both"/>
-        <w:sectPr>
-          <w:pgSz w:w="12240" w:h="15840"/>
-          <w:pgMar w:top="1440" w:right="1080" w:bottom="280" w:left="1440" w:header="730" w:footer="0" w:gutter="0"/>
-          <w:cols w:space="720"/>
-        </w:sectPr>
-      </w:pPr>
-    </w:p>
-    <w:p>
-      <w:pPr>
-        <w:pStyle w:val="BodyText"/>
-        <w:spacing w:before="131" w:line="480" w:lineRule="auto"/>
-        <w:ind w:right="357"/>
-        <w:jc w:val="both"/>
-      </w:pPr>
-      <w:r>
-        <w:rPr>
-          <w:b/>
-        </w:rPr>
-        <w:lastRenderedPageBreak/>
-        <w:t xml:space="preserve">Saadana Shyamsunder </w:t>
-      </w:r>
-      <w:r>
-        <w:t>performed the hyperparameter tuning for the XGBoost model and explored</w:t>
-      </w:r>
-      <w:r>
-        <w:rPr>
-          <w:spacing w:val="-6"/>
-        </w:rPr>
-        <w:t xml:space="preserve"> </w:t>
-      </w:r>
-      <w:r>
-        <w:t>various</w:t>
-      </w:r>
-      <w:r>
-        <w:rPr>
-          <w:spacing w:val="-6"/>
-        </w:rPr>
-        <w:t xml:space="preserve"> </w:t>
-      </w:r>
-      <w:r>
-        <w:t>strategies</w:t>
-      </w:r>
-      <w:r>
-        <w:rPr>
-          <w:spacing w:val="-6"/>
-        </w:rPr>
-        <w:t xml:space="preserve"> </w:t>
-      </w:r>
-      <w:r>
-        <w:t>for</w:t>
-      </w:r>
-      <w:r>
-        <w:rPr>
-          <w:spacing w:val="-6"/>
-        </w:rPr>
-        <w:t xml:space="preserve"> </w:t>
-      </w:r>
-      <w:r>
-        <w:t>handling</w:t>
-      </w:r>
-      <w:r>
-        <w:rPr>
-          <w:spacing w:val="-6"/>
-        </w:rPr>
-        <w:t xml:space="preserve"> </w:t>
-      </w:r>
-      <w:r>
-        <w:t>class</w:t>
-      </w:r>
-      <w:r>
-        <w:rPr>
-          <w:spacing w:val="-6"/>
-        </w:rPr>
-        <w:t xml:space="preserve"> </w:t>
-      </w:r>
-      <w:r>
-        <w:t>imbalance</w:t>
-      </w:r>
-      <w:r>
-        <w:rPr>
-          <w:spacing w:val="-6"/>
-        </w:rPr>
-        <w:t xml:space="preserve"> </w:t>
-      </w:r>
-      <w:r>
-        <w:t>such</w:t>
-      </w:r>
-      <w:r>
-        <w:rPr>
-          <w:spacing w:val="-6"/>
-        </w:rPr>
-        <w:t xml:space="preserve"> </w:t>
-      </w:r>
-      <w:r>
-        <w:t>as</w:t>
-      </w:r>
-      <w:r>
-        <w:rPr>
-          <w:spacing w:val="-6"/>
-        </w:rPr>
-        <w:t xml:space="preserve"> </w:t>
-      </w:r>
-      <w:r>
-        <w:t>SMOTE</w:t>
-      </w:r>
-      <w:r>
-        <w:rPr>
-          <w:spacing w:val="-6"/>
-        </w:rPr>
-        <w:t xml:space="preserve"> </w:t>
-      </w:r>
-      <w:r>
-        <w:t>and</w:t>
-      </w:r>
-      <w:r>
-        <w:rPr>
-          <w:spacing w:val="-6"/>
-        </w:rPr>
-        <w:t xml:space="preserve"> </w:t>
-      </w:r>
-      <w:r>
-        <w:t>undersampling.</w:t>
-      </w:r>
-      <w:r>
-        <w:rPr>
-          <w:spacing w:val="-6"/>
-        </w:rPr>
-        <w:t xml:space="preserve"> </w:t>
-      </w:r>
-      <w:r>
-        <w:t>She also contributed to interpreting model outputs and visualization.</w:t>
-      </w:r>
-    </w:p>
-    <w:p>
-      <w:pPr>
-        <w:pStyle w:val="BodyText"/>
-        <w:spacing w:before="163" w:line="480" w:lineRule="auto"/>
-        <w:ind w:right="357"/>
-        <w:jc w:val="both"/>
-      </w:pPr>
-      <w:r>
-        <w:rPr>
-          <w:b/>
-        </w:rPr>
-        <w:t xml:space="preserve">Raahul Raj Akula </w:t>
-      </w:r>
-      <w:r>
-        <w:t>contributed to literature review development, model validation, and result interpretation.</w:t>
-      </w:r>
-      <w:r>
-        <w:rPr>
-          <w:spacing w:val="-3"/>
-        </w:rPr>
-        <w:t xml:space="preserve"> </w:t>
-      </w:r>
-      <w:r>
-        <w:t>He</w:t>
-      </w:r>
-      <w:r>
-        <w:rPr>
-          <w:spacing w:val="-3"/>
-        </w:rPr>
-        <w:t xml:space="preserve"> </w:t>
-      </w:r>
-      <w:r>
-        <w:t>also</w:t>
-      </w:r>
-      <w:r>
-        <w:rPr>
-          <w:spacing w:val="-3"/>
-        </w:rPr>
-        <w:t xml:space="preserve"> </w:t>
-      </w:r>
-      <w:r>
-        <w:t>assisted</w:t>
-      </w:r>
-      <w:r>
-        <w:rPr>
-          <w:spacing w:val="-3"/>
-        </w:rPr>
-        <w:t xml:space="preserve"> </w:t>
-      </w:r>
-      <w:r>
-        <w:t>in</w:t>
-      </w:r>
-      <w:r>
-        <w:rPr>
-          <w:spacing w:val="-3"/>
-        </w:rPr>
-        <w:t xml:space="preserve"> </w:t>
-      </w:r>
-      <w:r>
-        <w:t>identifying</w:t>
-      </w:r>
-      <w:r>
-        <w:rPr>
-          <w:spacing w:val="-3"/>
-        </w:rPr>
-        <w:t xml:space="preserve"> </w:t>
-      </w:r>
-      <w:r>
-        <w:t>feature</w:t>
-      </w:r>
-      <w:r>
-        <w:rPr>
-          <w:spacing w:val="-3"/>
-        </w:rPr>
-        <w:t xml:space="preserve"> </w:t>
-      </w:r>
-      <w:r>
-        <w:t>importance</w:t>
-      </w:r>
-      <w:r>
-        <w:rPr>
-          <w:spacing w:val="-3"/>
-        </w:rPr>
-        <w:t xml:space="preserve"> </w:t>
-      </w:r>
-      <w:r>
-        <w:t>and</w:t>
-      </w:r>
-      <w:r>
-        <w:rPr>
-          <w:spacing w:val="-3"/>
-        </w:rPr>
-        <w:t xml:space="preserve"> </w:t>
-      </w:r>
-      <w:r>
-        <w:t>supported</w:t>
-      </w:r>
-      <w:r>
-        <w:rPr>
-          <w:spacing w:val="-3"/>
-        </w:rPr>
-        <w:t xml:space="preserve"> </w:t>
-      </w:r>
-      <w:r>
-        <w:t>the</w:t>
-      </w:r>
-      <w:r>
-        <w:rPr>
-          <w:spacing w:val="-3"/>
-        </w:rPr>
-        <w:t xml:space="preserve"> </w:t>
-      </w:r>
-      <w:r>
-        <w:t>preparation</w:t>
-      </w:r>
-      <w:r>
-        <w:rPr>
-          <w:spacing w:val="-3"/>
-        </w:rPr>
-        <w:t xml:space="preserve"> </w:t>
-      </w:r>
-      <w:r>
-        <w:t>of the discussion and conclusion sections.</w:t>
-      </w:r>
-    </w:p>
-    <w:p>
-      <w:pPr>
-        <w:pStyle w:val="BodyText"/>
-        <w:spacing w:before="159" w:line="480" w:lineRule="auto"/>
-        <w:ind w:right="357"/>
-        <w:jc w:val="both"/>
-      </w:pPr>
-      <w:r>
-        <w:t xml:space="preserve">All members collaborated closely during weekly meetings, contributed to the writing and editing of the final report, and ensured alignment with the course objectives and deliverables. The collective effort ensured a well-rounded, technically robust, and comprehensive outcome for the </w:t>
-      </w:r>
-      <w:r>
-        <w:rPr>
-          <w:spacing w:val="-2"/>
-        </w:rPr>
-        <w:t>project.</w:t>
-      </w:r>
     </w:p>
     <w:sectPr>
       <w:pgSz w:w="12240" w:h="15840"/>
@@ -58657,7 +58187,7 @@
             </wp:anchor>
           </w:drawing>
         </mc:Choice>
-        <mc:Fallback xmlns:pic="http://schemas.openxmlformats.org/drawingml/2006/picture" xmlns:a="http://schemas.openxmlformats.org/drawingml/2006/main" xmlns:ve="http://schemas.openxmlformats.org/markup-compatibility/2006">
+        <mc:Fallback xmlns:ve="http://schemas.openxmlformats.org/markup-compatibility/2006" xmlns:a="http://schemas.openxmlformats.org/drawingml/2006/main" xmlns:pic="http://schemas.openxmlformats.org/drawingml/2006/picture">
           <w:pict>
             <v:shapetype id="_x0000_t202" o:spt="202" coordsize="21600,21600" path="m,l,21600r21600,l21600,xe">
               <v:stroke joinstyle="miter"/>
@@ -58922,7 +58452,7 @@
             </wp:anchor>
           </w:drawing>
         </mc:Choice>
-        <mc:Fallback xmlns:pic="http://schemas.openxmlformats.org/drawingml/2006/picture" xmlns:a="http://schemas.openxmlformats.org/drawingml/2006/main" xmlns:ve="http://schemas.openxmlformats.org/markup-compatibility/2006">
+        <mc:Fallback xmlns:ve="http://schemas.openxmlformats.org/markup-compatibility/2006" xmlns:a="http://schemas.openxmlformats.org/drawingml/2006/main" xmlns:pic="http://schemas.openxmlformats.org/drawingml/2006/picture">
           <w:pict>
             <v:shape style="position:absolute;margin-left:71pt;margin-top:48.233047pt;width:424.25pt;height:12.1pt;mso-position-horizontal-relative:page;mso-position-vertical-relative:page;z-index:-16723968" type="#_x0000_t202" id="docshape2" filled="false" stroked="false">
               <v:textbox inset="0,0,0,0">
